--- a/Modelos/AP/FUNDEP/Memorando_contratacao_fundacao_FUNDEP.docx
+++ b/Modelos/AP/FUNDEP/Memorando_contratacao_fundacao_FUNDEP.docx
@@ -350,8 +350,6 @@
         </w:rPr>
         <w:t>.</w:t>
       </w:r>
-      <w:bookmarkStart w:id="0" w:name="_GoBack"/>
-      <w:bookmarkEnd w:id="0"/>
     </w:p>
     <w:p>
       <w:pPr>
@@ -584,68 +582,19 @@
       <w:r>
         <w:rPr>
           <w:b/>
-        </w:rPr>
-        <w:t xml:space="preserve">{{ </w:t>
-      </w:r>
-      <w:proofErr w:type="spellStart"/>
-      <w:r>
-        <w:rPr>
-          <w:b/>
-        </w:rPr>
-        <w:t>sigla_fundacao</w:t>
-      </w:r>
-      <w:proofErr w:type="spellEnd"/>
-      <w:r>
-        <w:rPr>
-          <w:b/>
-        </w:rPr>
-        <w:t xml:space="preserve"> }}</w:t>
-      </w:r>
-      <w:r>
-        <w:rPr>
+          <w:bCs/>
           <w:color w:val="000000"/>
         </w:rPr>
-        <w:t xml:space="preserve"> teve </w:t>
-      </w:r>
-      <w:r>
-        <w:t>sua autorização renovada par</w:t>
+        <w:t>FUNDEP</w:t>
       </w:r>
       <w:r>
         <w:rPr>
           <w:color w:val="000000"/>
         </w:rPr>
-        <w:t xml:space="preserve">a atuar como Fundação de Apoio à UFSM pela Portaria Conjunta Nº </w:t>
-      </w:r>
-      <w:r>
-        <w:t>141</w:t>
-      </w:r>
-      <w:r>
-        <w:rPr>
-          <w:color w:val="000000"/>
-        </w:rPr>
-        <w:t xml:space="preserve">, de </w:t>
-      </w:r>
-      <w:r>
-        <w:t xml:space="preserve">18 </w:t>
-      </w:r>
-      <w:r>
-        <w:rPr>
-          <w:color w:val="000000"/>
-        </w:rPr>
-        <w:t>de</w:t>
-      </w:r>
-      <w:r>
-        <w:rPr>
-          <w:color w:val="000000"/>
-        </w:rPr>
-        <w:t xml:space="preserve"> novembro</w:t>
-      </w:r>
-      <w:r>
-        <w:t xml:space="preserve"> de 202</w:t>
-      </w:r>
-      <w:r>
-        <w:t>0</w:t>
-      </w:r>
+        <w:t xml:space="preserve"> teve sua autorização renovada para atuar como Fundação de Apoio à UFSM pela Portaria Conjunta 225, de 2 de outubro de 2025</w:t>
+      </w:r>
+      <w:bookmarkStart w:id="0" w:name="_GoBack"/>
+      <w:bookmarkEnd w:id="0"/>
       <w:r>
         <w:rPr>
           <w:color w:val="000000"/>

--- a/Modelos/AP/FUNDEP/Memorando_contratacao_fundacao_FUNDEP.docx
+++ b/Modelos/AP/FUNDEP/Memorando_contratacao_fundacao_FUNDEP.docx
@@ -293,6 +293,7 @@
         </w:rPr>
         <w:t xml:space="preserve">A escolha da </w:t>
       </w:r>
+      <w:proofErr w:type="gramStart"/>
       <w:r>
         <w:rPr>
           <w:b/>
@@ -310,6 +311,7 @@
         <w:t>fundacao</w:t>
       </w:r>
       <w:proofErr w:type="spellEnd"/>
+      <w:proofErr w:type="gramEnd"/>
       <w:r>
         <w:rPr>
           <w:b/>
@@ -343,12 +345,6 @@
           <w:sz w:val="20"/>
         </w:rPr>
         <w:t xml:space="preserve"> }}</w:t>
-      </w:r>
-      <w:r>
-        <w:rPr>
-          <w:sz w:val="20"/>
-        </w:rPr>
-        <w:t>.</w:t>
       </w:r>
     </w:p>
     <w:p>
@@ -398,7 +394,6 @@
         </w:rPr>
         <w:t xml:space="preserve"> reveste-se de relevante interesse público e caráter estratégico, uma vez que a execução das metas programadas estende-se além do presente exercício financeiro e demanda uma estrutura de gestão administrativa altamente ágil e eficiente. Desse modo, ressalta-se a estrita necessidade desta parceria para garantir as condições ideais à plena operacionalização e sucesso da pesquisa, visto que o projeto </w:t>
       </w:r>
-      <w:proofErr w:type="gramStart"/>
       <w:r>
         <w:rPr>
           <w:bCs/>
@@ -412,31 +407,18 @@
           <w:bCs/>
           <w:sz w:val="20"/>
         </w:rPr>
-        <w:t>importancia</w:t>
-      </w:r>
-      <w:proofErr w:type="gramEnd"/>
+        <w:t>importancia_projeto</w:t>
+      </w:r>
+      <w:proofErr w:type="spellEnd"/>
       <w:r>
         <w:rPr>
           <w:bCs/>
           <w:sz w:val="20"/>
         </w:rPr>
-        <w:t>_projeto</w:t>
-      </w:r>
-      <w:proofErr w:type="spellEnd"/>
-      <w:r>
-        <w:rPr>
-          <w:bCs/>
-          <w:sz w:val="20"/>
-        </w:rPr>
         <w:t xml:space="preserve"> }}</w:t>
       </w:r>
-      <w:r>
-        <w:rPr>
-          <w:bCs/>
-          <w:sz w:val="20"/>
-        </w:rPr>
-        <w:t>.</w:t>
-      </w:r>
+      <w:bookmarkStart w:id="0" w:name="_GoBack"/>
+      <w:bookmarkEnd w:id="0"/>
     </w:p>
     <w:p>
       <w:pPr>
@@ -593,8 +575,6 @@
         </w:rPr>
         <w:t xml:space="preserve"> teve sua autorização renovada para atuar como Fundação de Apoio à UFSM pela Portaria Conjunta 225, de 2 de outubro de 2025</w:t>
       </w:r>
-      <w:bookmarkStart w:id="0" w:name="_GoBack"/>
-      <w:bookmarkEnd w:id="0"/>
       <w:r>
         <w:rPr>
           <w:color w:val="000000"/>
@@ -1307,6 +1287,14 @@
           <w:rFonts w:ascii="Times New Roman" w:hAnsi="Times New Roman"/>
           <w:sz w:val="20"/>
         </w:rPr>
+        <w:t xml:space="preserve">NOME: </w:t>
+      </w:r>
+      <w:proofErr w:type="gramStart"/>
+      <w:r>
+        <w:rPr>
+          <w:rFonts w:ascii="Times New Roman" w:hAnsi="Times New Roman"/>
+          <w:sz w:val="20"/>
+        </w:rPr>
         <w:t xml:space="preserve">{{ </w:t>
       </w:r>
       <w:proofErr w:type="spellStart"/>
@@ -1315,7 +1303,15 @@
           <w:rFonts w:ascii="Times New Roman" w:hAnsi="Times New Roman"/>
           <w:sz w:val="20"/>
         </w:rPr>
-        <w:t>diretor_unidade</w:t>
+        <w:t>diretor</w:t>
+      </w:r>
+      <w:proofErr w:type="gramEnd"/>
+      <w:r>
+        <w:rPr>
+          <w:rFonts w:ascii="Times New Roman" w:hAnsi="Times New Roman"/>
+          <w:sz w:val="20"/>
+        </w:rPr>
+        <w:t>_unidade</w:t>
       </w:r>
       <w:proofErr w:type="spellEnd"/>
       <w:r>
@@ -1323,7 +1319,22 @@
           <w:rFonts w:ascii="Times New Roman" w:hAnsi="Times New Roman"/>
           <w:sz w:val="20"/>
         </w:rPr>
-        <w:t xml:space="preserve"> }} {{ </w:t>
+        <w:t xml:space="preserve"> }} </w:t>
+      </w:r>
+      <w:r>
+        <w:rPr>
+          <w:rFonts w:ascii="Times New Roman" w:hAnsi="Times New Roman"/>
+          <w:sz w:val="20"/>
+        </w:rPr>
+        <w:br/>
+        <w:t xml:space="preserve">SIAPE: </w:t>
+      </w:r>
+      <w:r>
+        <w:rPr>
+          <w:rFonts w:ascii="Times New Roman" w:hAnsi="Times New Roman"/>
+          <w:sz w:val="20"/>
+        </w:rPr>
+        <w:t xml:space="preserve">{{ </w:t>
       </w:r>
       <w:proofErr w:type="spellStart"/>
       <w:r>

--- a/Modelos/AP/FUNDEP/Memorando_contratacao_fundacao_FUNDEP.docx
+++ b/Modelos/AP/FUNDEP/Memorando_contratacao_fundacao_FUNDEP.docx
@@ -56,13 +56,8 @@
       </w:r>
     </w:p>
     <w:p>
-      <w:proofErr w:type="spellStart"/>
-      <w:r>
-        <w:t>Pró-reitoria</w:t>
-      </w:r>
-      <w:proofErr w:type="spellEnd"/>
-      <w:r>
-        <w:t xml:space="preserve"> de Inovação e Empreendedorismo,</w:t>
+      <w:r>
+        <w:t>Pró-reitoria de Inovação e Empreendedorismo,</w:t>
       </w:r>
     </w:p>
     <w:p>
@@ -206,14 +201,30 @@
         <w:rPr>
           <w:sz w:val="20"/>
         </w:rPr>
-        <w:t xml:space="preserve">ACORDO DE PARCERIA entre a UFSM e </w:t>
-      </w:r>
-      <w:r>
-        <w:rPr>
-          <w:sz w:val="20"/>
-        </w:rPr>
-        <w:t>{{ empresa }}</w:t>
-      </w:r>
+        <w:t>ACORDO DE PARCERIA entre a UFSM</w:t>
+      </w:r>
+      <w:r>
+        <w:rPr>
+          <w:sz w:val="20"/>
+        </w:rPr>
+        <w:t xml:space="preserve">{{ </w:t>
+      </w:r>
+      <w:proofErr w:type="spellStart"/>
+      <w:r>
+        <w:rPr>
+          <w:sz w:val="20"/>
+        </w:rPr>
+        <w:t>texto_empresas</w:t>
+      </w:r>
+      <w:proofErr w:type="spellEnd"/>
+      <w:r>
+        <w:rPr>
+          <w:sz w:val="20"/>
+        </w:rPr>
+        <w:t xml:space="preserve"> }}</w:t>
+      </w:r>
+      <w:bookmarkStart w:id="0" w:name="_GoBack"/>
+      <w:bookmarkEnd w:id="0"/>
       <w:r>
         <w:rPr>
           <w:sz w:val="20"/>
@@ -417,8 +428,6 @@
         </w:rPr>
         <w:t xml:space="preserve"> }}</w:t>
       </w:r>
-      <w:bookmarkStart w:id="0" w:name="_GoBack"/>
-      <w:bookmarkEnd w:id="0"/>
     </w:p>
     <w:p>
       <w:pPr>
